--- a/Practica 2/Assignment_2.docx
+++ b/Practica 2/Assignment_2.docx
@@ -5,6 +5,7 @@
     <w:p>
       <w:pPr>
         <w:pStyle w:val="Ttulo"/>
+        <w:ind w:left="720" w:hanging="720"/>
         <w:rPr>
           <w:b/>
           <w:sz w:val="40"/>
@@ -266,15 +267,7 @@
         <w:jc w:val="both"/>
       </w:pPr>
       <w:r>
-        <w:t xml:space="preserve">The aim of this section is to </w:t>
-      </w:r>
-      <w:proofErr w:type="spellStart"/>
-      <w:r>
-        <w:t>familiarise</w:t>
-      </w:r>
-      <w:proofErr w:type="spellEnd"/>
-      <w:r>
-        <w:t xml:space="preserve"> students with basic </w:t>
+        <w:t xml:space="preserve">The aim of this section is to familiarise students with basic </w:t>
       </w:r>
       <w:r>
         <w:t>timer and counter</w:t>
@@ -291,24 +284,11 @@
       <w:r>
         <w:t xml:space="preserve">operations and the programming of </w:t>
       </w:r>
-      <w:proofErr w:type="gramStart"/>
       <w:r>
         <w:t xml:space="preserve">a </w:t>
       </w:r>
       <w:r>
-        <w:t>simple</w:t>
-      </w:r>
-      <w:proofErr w:type="gramEnd"/>
-      <w:r>
-        <w:t xml:space="preserve"> ladder </w:t>
-      </w:r>
-      <w:proofErr w:type="gramStart"/>
-      <w:r>
-        <w:t>diagrams</w:t>
-      </w:r>
-      <w:proofErr w:type="gramEnd"/>
-      <w:r>
-        <w:t>. Students will download their programs to the Mitsubishi FX</w:t>
+        <w:t>simple ladder diagrams. Students will download their programs to the Mitsubishi FX</w:t>
       </w:r>
       <w:r>
         <w:t>3G</w:t>
@@ -495,6 +475,9 @@
         <w:jc w:val="center"/>
       </w:pPr>
       <w:r>
+        <w:rPr>
+          <w:noProof/>
+        </w:rPr>
         <w:drawing>
           <wp:inline distT="0" distB="0" distL="0" distR="0" wp14:anchorId="6DAEE7FD" wp14:editId="6553569B">
             <wp:extent cx="5486400" cy="2915920"/>
@@ -568,6 +551,9 @@
         <w:jc w:val="center"/>
       </w:pPr>
       <w:r>
+        <w:rPr>
+          <w:noProof/>
+        </w:rPr>
         <w:drawing>
           <wp:inline distT="0" distB="0" distL="0" distR="0" wp14:anchorId="467C0871" wp14:editId="4AD764B6">
             <wp:extent cx="5486400" cy="2910205"/>
@@ -643,23 +629,24 @@
           <w:ilvl w:val="0"/>
           <w:numId w:val="0"/>
         </w:numPr>
+        <w:rPr>
+          <w:lang w:val="en-GB"/>
+        </w:rPr>
       </w:pPr>
       <w:r>
         <w:rPr>
           <w:b/>
           <w:bCs/>
+          <w:lang w:val="en-GB"/>
         </w:rPr>
         <w:lastRenderedPageBreak/>
-        <w:t xml:space="preserve">Rung 1 </w:t>
-      </w:r>
-      <w:r>
-        <w:t xml:space="preserve">(Counter Accumulation): A Normally Open contact addressed to the Start push button (X0) is connected to a </w:t>
-      </w:r>
-      <w:r>
-        <w:t>C</w:t>
-      </w:r>
-      <w:r>
-        <w:t>ounter (C0) with a preset constant value of five (K5). Each time X0 transitions from OFF to ON, the counter increments its current value by one.</w:t>
+        <w:t>Rung 1</w:t>
+      </w:r>
+      <w:r>
+        <w:rPr>
+          <w:lang w:val="en-GB"/>
+        </w:rPr>
+        <w:t>: Input X0 (Start pushbutton) uses a Normally Open (NO) contact connected to counter C0, which has a preset value of K5. Every time X0 is pressed and switches from OFF to ON, the counter value increases by 1.</w:t>
       </w:r>
     </w:p>
     <w:p>
@@ -669,6 +656,9 @@
           <w:ilvl w:val="0"/>
           <w:numId w:val="0"/>
         </w:numPr>
+        <w:rPr>
+          <w:lang w:val="en-GB"/>
+        </w:rPr>
       </w:pPr>
     </w:p>
     <w:p>
@@ -678,46 +668,24 @@
           <w:ilvl w:val="0"/>
           <w:numId w:val="0"/>
         </w:numPr>
+        <w:rPr>
+          <w:lang w:val="en-GB"/>
+        </w:rPr>
       </w:pPr>
       <w:r>
         <w:rPr>
           <w:b/>
           <w:bCs/>
-        </w:rPr>
-        <w:t xml:space="preserve">Rung 2 </w:t>
-      </w:r>
-      <w:r>
-        <w:t>(Output Activation):</w:t>
-      </w:r>
-      <w:r>
-        <w:t xml:space="preserve"> </w:t>
-      </w:r>
-      <w:r>
-        <w:t>A</w:t>
-      </w:r>
-      <w:r>
-        <w:t xml:space="preserve"> N</w:t>
-      </w:r>
-      <w:r>
-        <w:t>ormally Open (NO)</w:t>
-      </w:r>
-      <w:r>
-        <w:t xml:space="preserve"> </w:t>
-      </w:r>
-      <w:r>
-        <w:t xml:space="preserve">contact </w:t>
-      </w:r>
-      <w:r>
-        <w:t>addressed</w:t>
-      </w:r>
-      <w:r>
-        <w:t xml:space="preserve"> with counter C0 controls the output coil Y0 (Traffic Light Station Lamp). Once X0 has been pressed five times, counter C0 reaches its preset value (K5), closing its NO contact and energizing lamp Y0.</w:t>
-      </w:r>
-      <w:bookmarkStart w:id="1" w:name="_Hlk208432116"/>
-      <w:r>
-        <w:tab/>
-      </w:r>
-      <w:bookmarkEnd w:id="1"/>
+          <w:lang w:val="en-GB"/>
+        </w:rPr>
+        <w:t>Rung 2</w:t>
+      </w:r>
+      <w:r>
+        <w:rPr>
+          <w:lang w:val="en-GB"/>
+        </w:rPr>
+        <w:t>: A Normally Open contact of C0 is linked to the output coil Y0 (Green LED). When the button X0 is pressed five times, C0 reaches its target value of 5. This closes the C0 contact in the second rung and turns on the lamp Y0.</w:t>
+      </w:r>
     </w:p>
     <w:p>
       <w:pPr>
@@ -726,6 +694,9 @@
           <w:ilvl w:val="0"/>
           <w:numId w:val="0"/>
         </w:numPr>
+        <w:rPr>
+          <w:lang w:val="en-GB"/>
+        </w:rPr>
       </w:pPr>
     </w:p>
     <w:p>
@@ -742,7 +713,7 @@
           <w:szCs w:val="28"/>
         </w:rPr>
       </w:pPr>
-      <w:bookmarkStart w:id="2" w:name="_Hlk208432263"/>
+      <w:bookmarkStart w:id="1" w:name="_Hlk208432263"/>
       <w:r>
         <w:rPr>
           <w:rFonts w:asciiTheme="majorHAnsi" w:hAnsiTheme="majorHAnsi" w:cstheme="majorHAnsi"/>
@@ -795,7 +766,7 @@
         <w:t>Design a PLC Program to meet the following System Requirements</w:t>
       </w:r>
     </w:p>
-    <w:bookmarkEnd w:id="2"/>
+    <w:bookmarkEnd w:id="1"/>
     <w:p>
       <w:pPr>
         <w:pStyle w:val="Listaconnmeros"/>
@@ -862,16 +833,8 @@
         <w:rPr>
           <w:rFonts w:cstheme="majorHAnsi"/>
         </w:rPr>
-        <w:t xml:space="preserve">When X1 is pressed, the counter should reset </w:t>
-      </w:r>
-      <w:proofErr w:type="gramStart"/>
-      <w:r>
-        <w:rPr>
-          <w:rFonts w:cstheme="majorHAnsi"/>
-        </w:rPr>
-        <w:t>an</w:t>
-      </w:r>
-      <w:proofErr w:type="gramEnd"/>
+        <w:t>When X1 is pressed, the counter should reset an</w:t>
+      </w:r>
       <w:r>
         <w:rPr>
           <w:rFonts w:cstheme="majorHAnsi"/>
@@ -885,6 +848,9 @@
         <w:jc w:val="center"/>
       </w:pPr>
       <w:r>
+        <w:rPr>
+          <w:noProof/>
+        </w:rPr>
         <w:drawing>
           <wp:inline distT="0" distB="0" distL="0" distR="0" wp14:anchorId="791E5B69" wp14:editId="1D5F4203">
             <wp:extent cx="5486400" cy="2847340"/>
@@ -959,6 +925,9 @@
         <w:jc w:val="center"/>
       </w:pPr>
       <w:r>
+        <w:rPr>
+          <w:noProof/>
+        </w:rPr>
         <w:lastRenderedPageBreak/>
         <w:drawing>
           <wp:inline distT="0" distB="0" distL="0" distR="0" wp14:anchorId="1309E0C8" wp14:editId="0EB14B01">
@@ -1028,62 +997,75 @@
       </w:r>
     </w:p>
     <w:p>
+      <w:pPr>
+        <w:rPr>
+          <w:lang w:val="en-GB"/>
+        </w:rPr>
+      </w:pPr>
       <w:r>
         <w:rPr>
           <w:b/>
           <w:bCs/>
-        </w:rPr>
-        <w:t>R</w:t>
-      </w:r>
+          <w:lang w:val="en-GB"/>
+        </w:rPr>
+        <w:t>Rung 1</w:t>
+      </w:r>
+      <w:r>
+        <w:rPr>
+          <w:lang w:val="en-GB"/>
+        </w:rPr>
+        <w:t>: The Normally Open contact X0 is connected to counter C0 with a preset limit of K4. Each press on pushbutton X0 adds one count to C0.</w:t>
+      </w:r>
+    </w:p>
+    <w:p>
+      <w:pPr>
+        <w:rPr>
+          <w:lang w:val="en-GB"/>
+        </w:rPr>
+      </w:pPr>
       <w:r>
         <w:rPr>
           <w:b/>
           <w:bCs/>
-        </w:rPr>
-        <w:t xml:space="preserve">ung 1 </w:t>
-      </w:r>
-      <w:r>
-        <w:t>(Counting Logic):</w:t>
-      </w:r>
-      <w:r>
-        <w:t xml:space="preserve"> A Normally Open (NO) contact for pushbutton X0 feeds counter C0 set with a preset of K4. Every press of X0 increments the counter register by one.</w:t>
+          <w:lang w:val="en-GB"/>
+        </w:rPr>
+        <w:t>Rung 2</w:t>
+      </w:r>
+      <w:r>
+        <w:rPr>
+          <w:lang w:val="en-GB"/>
+        </w:rPr>
+        <w:t>: When X0 has been pressed four times, counter C0 reaches K4 and closes its NO contact on this rung, which energizes the green lamp output Y0.</w:t>
       </w:r>
     </w:p>
     <w:p>
+      <w:pPr>
+        <w:rPr>
+          <w:lang w:val="en-GB"/>
+        </w:rPr>
+      </w:pPr>
       <w:r>
         <w:rPr>
           <w:b/>
           <w:bCs/>
-        </w:rPr>
-        <w:t xml:space="preserve">Rung 2 </w:t>
-      </w:r>
-      <w:r>
-        <w:t>(Green Lamp Control): Once X0 is pressed four times, C0 reaches its target value (K4) and closes its NO contact in Rung 2, allowing logical power to flow from the left rail to energize output coil Y0 (Green Lamp).</w:t>
+          <w:lang w:val="en-GB"/>
+        </w:rPr>
+        <w:t>Rung 3</w:t>
+      </w:r>
+      <w:r>
+        <w:rPr>
+          <w:lang w:val="en-GB"/>
+        </w:rPr>
+        <w:t>: Pushbutton X1 is set as a Normally Open contact connected to the [RST C0] instruction. Pressing X1 activates the reset command, returning the C0 counter value back to 0 and opening the C0 contact in Rung 2 so that lamp Y0 turns off.</w:t>
       </w:r>
     </w:p>
     <w:p>
-      <w:r>
-        <w:rPr>
-          <w:b/>
-          <w:bCs/>
-        </w:rPr>
-        <w:t xml:space="preserve">Rung 3 </w:t>
-      </w:r>
-      <w:r>
-        <w:t>(Manual Reset</w:t>
-      </w:r>
-      <w:r>
-        <w:rPr>
-          <w:b/>
-          <w:bCs/>
-        </w:rPr>
-        <w:t>):</w:t>
-      </w:r>
-      <w:r>
-        <w:t xml:space="preserve"> A Normally Open (NO) contact for pushbutton X1 is connected to the reset instruction [RST C0]. When X1 is pressed, the [RST C0] command clears the accumulated value of C0 back to zero and opens the C0 contact in Rung 2, immediately de-energizing lamp Y0.</w:t>
-      </w:r>
+      <w:pPr>
+        <w:rPr>
+          <w:lang w:val="en-GB"/>
+        </w:rPr>
+      </w:pPr>
     </w:p>
-    <w:p/>
     <w:p>
       <w:pPr>
         <w:contextualSpacing/>
@@ -1210,6 +1192,9 @@
         <w:jc w:val="center"/>
       </w:pPr>
       <w:r>
+        <w:rPr>
+          <w:noProof/>
+        </w:rPr>
         <w:lastRenderedPageBreak/>
         <w:drawing>
           <wp:inline distT="0" distB="0" distL="0" distR="0" wp14:anchorId="38AC88A5" wp14:editId="0CBE0379">
@@ -1284,6 +1269,9 @@
         <w:jc w:val="center"/>
       </w:pPr>
       <w:r>
+        <w:rPr>
+          <w:noProof/>
+        </w:rPr>
         <w:drawing>
           <wp:inline distT="0" distB="0" distL="0" distR="0" wp14:anchorId="46F23719" wp14:editId="6ED73BC8">
             <wp:extent cx="5486400" cy="2850515"/>
@@ -1357,6 +1345,9 @@
         <w:jc w:val="center"/>
       </w:pPr>
       <w:r>
+        <w:rPr>
+          <w:noProof/>
+        </w:rPr>
         <w:lastRenderedPageBreak/>
         <w:drawing>
           <wp:inline distT="0" distB="0" distL="0" distR="0" wp14:anchorId="0EB94D80" wp14:editId="1AA1EEDF">
@@ -1426,40 +1417,74 @@
       </w:r>
     </w:p>
     <w:p>
+      <w:pPr>
+        <w:rPr>
+          <w:lang w:val="en-GB"/>
+        </w:rPr>
+      </w:pPr>
       <w:r>
         <w:rPr>
           <w:b/>
           <w:bCs/>
-        </w:rPr>
-        <w:t>Rungs 1 &amp; 2</w:t>
-      </w:r>
-      <w:r>
-        <w:t xml:space="preserve"> (Dual Parallel Counters): Input X0 drives two counters simultaneously: counter C1 with a preset of K5 (to trigger the ON state) and counter C0 with a preset of K10 (to trigger the OFF state and cycle reset after five additional presses).</w:t>
+          <w:lang w:val="en-GB"/>
+        </w:rPr>
+        <w:t>Rungs 1 and 2:</w:t>
+      </w:r>
+      <w:r>
+        <w:rPr>
+          <w:lang w:val="en-GB"/>
+        </w:rPr>
+        <w:t xml:space="preserve"> In this program, pushbutton X0 controls two counters at the same time. In the first rung, X0 is connected to counter C1 with a preset of K5 (used to turn the lamp on). In the second rung, X0 is connected to counter C0 with a preset of K10 (used to turn the lamp off after five more presses).</w:t>
       </w:r>
     </w:p>
     <w:p>
+      <w:pPr>
+        <w:rPr>
+          <w:lang w:val="en-GB"/>
+        </w:rPr>
+      </w:pPr>
       <w:r>
         <w:rPr>
           <w:b/>
           <w:bCs/>
-        </w:rPr>
-        <w:t xml:space="preserve">Rung 3 </w:t>
-      </w:r>
-      <w:r>
-        <w:t>(Interlocked Output Control): Output coil Y0 is controlled by a Normally Open (NO) contact of C1 placed in series with a Normally Closed (NC) contact of C0. When X0 reaches 5 presses, C1 closes and turns Y0 ON. Lamp Y0 remains illuminated during presses 6 to 9.</w:t>
+          <w:lang w:val="en-GB"/>
+        </w:rPr>
+        <w:t>Rung 3:</w:t>
+      </w:r>
+      <w:r>
+        <w:rPr>
+          <w:lang w:val="en-GB"/>
+        </w:rPr>
+        <w:t xml:space="preserve"> The output Y0 is controlled by a Normally Open contact of C1 in series with a Normally Closed (NC) contact of C0. Once X0 is pressed 5 times, C1 activates and closes its contact, turning lamp Y0 on while C0 is still below 10. The lamp stays on during presses 6, 7, 8, and 9.</w:t>
       </w:r>
     </w:p>
     <w:p>
+      <w:pPr>
+        <w:rPr>
+          <w:lang w:val="en-GB"/>
+        </w:rPr>
+      </w:pPr>
       <w:r>
         <w:rPr>
           <w:b/>
           <w:bCs/>
-        </w:rPr>
-        <w:t xml:space="preserve">Rungs 4 &amp; 5 </w:t>
-      </w:r>
-      <w:r>
-        <w:t>(Automatic Cycle Reset): On the 10th press of X0, counter C0 reaches K10. Its NC contact in Rung 3 opens to turn Y0 OFF, while its NO contacts in Rungs 4 and 5 execute the [RST C1] and [RST C0] instructions. This clears both counters to zero automatically, allowing the sequence to repeat indefinitely.</w:t>
-      </w:r>
+          <w:lang w:val="en-GB"/>
+        </w:rPr>
+        <w:t>Rungs 4 and 5:</w:t>
+      </w:r>
+      <w:r>
+        <w:rPr>
+          <w:lang w:val="en-GB"/>
+        </w:rPr>
+        <w:t xml:space="preserve"> On the 10th press of X0, counter C0 reaches K10. Its NC contact in Rung 3 opens to switch Y0 off, while its NO contacts in Rungs 4 and 5 trigger [RST C1] and [RST C0]. Both counters go back to zero automatically, so the whole cycle can be repeated again.</w:t>
+      </w:r>
+    </w:p>
+    <w:p>
+      <w:pPr>
+        <w:rPr>
+          <w:lang w:val="en-GB"/>
+        </w:rPr>
+      </w:pPr>
     </w:p>
     <w:p>
       <w:pPr>
@@ -1475,7 +1500,7 @@
           <w:szCs w:val="28"/>
         </w:rPr>
       </w:pPr>
-      <w:bookmarkStart w:id="3" w:name="_Hlk208433794"/>
+      <w:bookmarkStart w:id="2" w:name="_Hlk208433794"/>
       <w:r>
         <w:rPr>
           <w:rFonts w:asciiTheme="majorHAnsi" w:hAnsiTheme="majorHAnsi" w:cstheme="majorHAnsi"/>
@@ -1495,7 +1520,7 @@
         <w:t>utomation Problem 4:</w:t>
       </w:r>
     </w:p>
-    <w:bookmarkEnd w:id="3"/>
+    <w:bookmarkEnd w:id="2"/>
     <w:p>
       <w:pPr>
         <w:pStyle w:val="Listaconnmeros"/>
@@ -1633,6 +1658,9 @@
         <w:keepNext/>
       </w:pPr>
       <w:r>
+        <w:rPr>
+          <w:noProof/>
+        </w:rPr>
         <w:lastRenderedPageBreak/>
         <w:drawing>
           <wp:inline distT="0" distB="0" distL="0" distR="0" wp14:anchorId="43F20DE8" wp14:editId="68FA0C27">
@@ -1707,6 +1735,9 @@
         <w:jc w:val="center"/>
       </w:pPr>
       <w:r>
+        <w:rPr>
+          <w:noProof/>
+        </w:rPr>
         <w:drawing>
           <wp:inline distT="0" distB="0" distL="0" distR="0" wp14:anchorId="70A16594" wp14:editId="0FE72CF6">
             <wp:extent cx="5486400" cy="2915920"/>
@@ -1781,89 +1812,97 @@
       </w:r>
     </w:p>
     <w:p>
+      <w:pPr>
+        <w:rPr>
+          <w:lang w:val="en-GB"/>
+        </w:rPr>
+      </w:pPr>
       <w:r>
         <w:rPr>
           <w:b/>
           <w:bCs/>
-        </w:rPr>
-        <w:t xml:space="preserve">Rung 1 </w:t>
-      </w:r>
-      <w:r>
-        <w:t>(First Sequence Stage - X0): Pushbutton X0 increments counter C0 (K4). Because X0 only feeds C0, pressing X0 nine times will only activate C0 without energizing the final output.</w:t>
+          <w:lang w:val="en-GB"/>
+        </w:rPr>
+        <w:t>Rung 1</w:t>
+      </w:r>
+      <w:r>
+        <w:rPr>
+          <w:lang w:val="en-GB"/>
+        </w:rPr>
+        <w:t>: Pushbutton X0 is connected to counter C0 with a preset of K4. Since X0 only goes to C0, pressing X0 nine times by itself will only activate C0 and will not turn on the lamp.</w:t>
       </w:r>
     </w:p>
     <w:p>
+      <w:pPr>
+        <w:rPr>
+          <w:lang w:val="en-GB"/>
+        </w:rPr>
+      </w:pPr>
       <w:r>
         <w:rPr>
           <w:b/>
           <w:bCs/>
-        </w:rPr>
-        <w:t xml:space="preserve">Rung 2 </w:t>
-      </w:r>
-      <w:r>
-        <w:t xml:space="preserve">(Second Sequence Stage - X1): To ensure sequential operation (X0 pressed 4 times </w:t>
-      </w:r>
-      <w:r>
-        <w:t>followed</w:t>
-      </w:r>
-      <w:r>
-        <w:rPr>
-          <w:i/>
-          <w:iCs/>
-        </w:rPr>
-        <w:t xml:space="preserve"> </w:t>
-      </w:r>
-      <w:r>
-        <w:t>by</w:t>
-      </w:r>
-      <w:r>
-        <w:t xml:space="preserve"> 5 presses of X1), a Normally Open (NO) contact of C0 is placed in series with pushbutton X1 to feed counter C1 (K5). Consequently, pressing X1 before C0 reaches 4 has no effect, preventing X1 from turning on the lamp if pressed 9 times on its own.</w:t>
+          <w:lang w:val="en-GB"/>
+        </w:rPr>
+        <w:t>Rung 2</w:t>
+      </w:r>
+      <w:r>
+        <w:rPr>
+          <w:lang w:val="en-GB"/>
+        </w:rPr>
+        <w:t>: To make sure X1 is only counted after X0 has been pressed 4 times, a Normally Open contact of C0 is placed in series before X1 to feed counter C1 (K5). Because of this interlock, pressing X1 before C0 reaches 4 does nothing, so pressing X1 nine times on its own cannot turn on the output either.</w:t>
       </w:r>
     </w:p>
     <w:p>
+      <w:pPr>
+        <w:rPr>
+          <w:lang w:val="en-GB"/>
+        </w:rPr>
+      </w:pPr>
       <w:r>
         <w:rPr>
           <w:b/>
           <w:bCs/>
+          <w:lang w:val="en-GB"/>
         </w:rPr>
         <w:lastRenderedPageBreak/>
-        <w:t xml:space="preserve">Rung 3 </w:t>
-      </w:r>
-      <w:r>
-        <w:t xml:space="preserve">(Output Activation): When both C0 (K4) and C1 (K5) have reached their preset values in the proper sequence, their NO contacts close </w:t>
-      </w:r>
-      <w:r>
-        <w:t xml:space="preserve">energize C1 and consequently energized </w:t>
-      </w:r>
-      <w:r>
-        <w:t>output lamp Y0.</w:t>
+        <w:t>Rung 3</w:t>
+      </w:r>
+      <w:r>
+        <w:rPr>
+          <w:lang w:val="en-GB"/>
+        </w:rPr>
+        <w:t>: Once C0 reaches 4 and X1 is then pressed 5 times, counter C1 reaches K5. This closes the C1 Normally Open contact in Rung 3 and turns on output lamp Y0.</w:t>
       </w:r>
     </w:p>
     <w:p>
+      <w:pPr>
+        <w:rPr>
+          <w:lang w:val="en-GB"/>
+        </w:rPr>
+      </w:pPr>
       <w:r>
         <w:rPr>
           <w:b/>
           <w:bCs/>
-        </w:rPr>
-        <w:t xml:space="preserve">Rung 4 </w:t>
-      </w:r>
-      <w:r>
-        <w:t xml:space="preserve">(Simultaneous Reset): </w:t>
-      </w:r>
-      <w:r>
-        <w:t xml:space="preserve">C1 and </w:t>
-      </w:r>
-      <w:r>
-        <w:t xml:space="preserve">Two Normally Open (NO) contacts for X0 and X1 are placed in series to trigger [RST C0] and [RST C1]. When both buttons are pressed at the same time, both counters reset to zero and Y0 </w:t>
-      </w:r>
-      <w:r>
-        <w:t>turn</w:t>
-      </w:r>
-      <w:r>
-        <w:t xml:space="preserve"> off.</w:t>
+          <w:lang w:val="en-GB"/>
+        </w:rPr>
+        <w:t>Rung 4</w:t>
+      </w:r>
+      <w:r>
+        <w:rPr>
+          <w:lang w:val="en-GB"/>
+        </w:rPr>
+        <w:t>: Once the sequence is completed (C1 active), pressing both X0 and X1 at the same time closes the series NO contacts on this rung and triggers the parallel [RST C0] and [RST C1] instructions. This resets both counters back to 0 and turns off Y0.</w:t>
       </w:r>
     </w:p>
-    <w:p/>
+    <w:p>
+      <w:pPr>
+        <w:rPr>
+          <w:lang w:val="en-GB"/>
+        </w:rPr>
+      </w:pPr>
+    </w:p>
     <w:p>
       <w:pPr>
         <w:contextualSpacing/>
@@ -1947,21 +1986,7 @@
         <w:rPr>
           <w:rFonts w:cstheme="majorHAnsi"/>
         </w:rPr>
-        <w:t xml:space="preserve">When the PLC is turned on there should be no lights </w:t>
-      </w:r>
-      <w:proofErr w:type="gramStart"/>
-      <w:r>
-        <w:rPr>
-          <w:rFonts w:cstheme="majorHAnsi"/>
-        </w:rPr>
-        <w:t>on traffic</w:t>
-      </w:r>
-      <w:proofErr w:type="gramEnd"/>
-      <w:r>
-        <w:rPr>
-          <w:rFonts w:cstheme="majorHAnsi"/>
-        </w:rPr>
-        <w:t xml:space="preserve"> light station </w:t>
+        <w:t xml:space="preserve">When the PLC is turned on there should be no lights on traffic light station </w:t>
       </w:r>
     </w:p>
     <w:p>
@@ -2054,13 +2079,8 @@
           <w:bCs/>
         </w:rPr>
       </w:pPr>
-      <w:proofErr w:type="gramStart"/>
-      <w:r>
-        <w:t>Finally</w:t>
-      </w:r>
-      <w:proofErr w:type="gramEnd"/>
-      <w:r>
-        <w:t xml:space="preserve"> when pressed again all traffic lights should </w:t>
+      <w:r>
+        <w:t xml:space="preserve">Finally when pressed again all traffic lights should </w:t>
       </w:r>
       <w:r>
         <w:t xml:space="preserve">be off and the process should be able to start again </w:t>
@@ -2080,6 +2100,9 @@
         <w:jc w:val="center"/>
       </w:pPr>
       <w:r>
+        <w:rPr>
+          <w:noProof/>
+        </w:rPr>
         <w:drawing>
           <wp:inline distT="0" distB="0" distL="0" distR="0" wp14:anchorId="700556A3" wp14:editId="569CCAE0">
             <wp:extent cx="5486400" cy="2910205"/>
@@ -2152,6 +2175,9 @@
         <w:keepNext/>
       </w:pPr>
       <w:r>
+        <w:rPr>
+          <w:noProof/>
+        </w:rPr>
         <w:lastRenderedPageBreak/>
         <w:drawing>
           <wp:inline distT="0" distB="0" distL="0" distR="0" wp14:anchorId="0D3F8658" wp14:editId="2B985D2E">
@@ -2217,16 +2243,21 @@
         <w:fldChar w:fldCharType="end"/>
       </w:r>
       <w:r>
-        <w:t>: Y1 to Y4 lamps energized</w:t>
+        <w:t xml:space="preserve">: </w:t>
+      </w:r>
+      <w:r>
+        <w:t>Y0 to Y3 lamps energized</w:t>
       </w:r>
     </w:p>
-    <w:p/>
     <w:p>
       <w:pPr>
         <w:keepNext/>
         <w:jc w:val="center"/>
       </w:pPr>
       <w:r>
+        <w:rPr>
+          <w:noProof/>
+        </w:rPr>
         <w:drawing>
           <wp:inline distT="0" distB="0" distL="0" distR="0" wp14:anchorId="43D7B0C5" wp14:editId="6B97F65E">
             <wp:extent cx="5486400" cy="2913380"/>
@@ -2299,6 +2330,9 @@
         <w:keepNext/>
       </w:pPr>
       <w:r>
+        <w:rPr>
+          <w:noProof/>
+        </w:rPr>
         <w:lastRenderedPageBreak/>
         <w:drawing>
           <wp:inline distT="0" distB="0" distL="0" distR="0" wp14:anchorId="6AB62A48" wp14:editId="5F5DD1C5">
@@ -2364,64 +2398,52 @@
         <w:fldChar w:fldCharType="end"/>
       </w:r>
       <w:r>
-        <w:t xml:space="preserve">: Y1 to Y4 lamps </w:t>
-      </w:r>
-      <w:r>
-        <w:t>reset</w:t>
+        <w:t xml:space="preserve">: </w:t>
+      </w:r>
+      <w:r>
+        <w:t>Y0 to Y3 lamps reset</w:t>
       </w:r>
     </w:p>
     <w:p>
+      <w:pPr>
+        <w:rPr>
+          <w:lang w:val="en-GB"/>
+        </w:rPr>
+      </w:pPr>
       <w:r>
         <w:rPr>
           <w:b/>
           <w:bCs/>
-        </w:rPr>
-        <w:t>Initial State:</w:t>
-      </w:r>
-      <w:r>
-        <w:t xml:space="preserve"> When the PLC is powered on, all counters (C0 through C4) have an accumulated value of zero, ensuring that all output coils (Y</w:t>
-      </w:r>
-      <w:r>
-        <w:t>1</w:t>
-      </w:r>
-      <w:r>
-        <w:t>, Y</w:t>
-      </w:r>
-      <w:r>
-        <w:t>2</w:t>
-      </w:r>
-      <w:r>
-        <w:t>, Y</w:t>
-      </w:r>
-      <w:r>
-        <w:t>3</w:t>
-      </w:r>
-      <w:r>
-        <w:t>, and Y</w:t>
-      </w:r>
-      <w:r>
-        <w:t>4</w:t>
-      </w:r>
-      <w:r>
-        <w:t>) remain de-energized.</w:t>
+          <w:lang w:val="en-GB"/>
+        </w:rPr>
+        <w:t>Initial State</w:t>
+      </w:r>
+      <w:r>
+        <w:rPr>
+          <w:lang w:val="en-GB"/>
+        </w:rPr>
+        <w:t>: When the PLC is turned on, all five counters (C0 to C4) start at zero, so all traffic light outputs (Y0, Y1, Y2, and Y3) are off.</w:t>
       </w:r>
     </w:p>
     <w:p>
+      <w:pPr>
+        <w:rPr>
+          <w:lang w:val="en-GB"/>
+        </w:rPr>
+      </w:pPr>
       <w:r>
         <w:rPr>
           <w:b/>
           <w:bCs/>
-        </w:rPr>
-        <w:t>Sequential Counting Rungs:</w:t>
-      </w:r>
-      <w:r>
-        <w:t xml:space="preserve"> Input </w:t>
-      </w:r>
-      <w:r>
-        <w:t xml:space="preserve">Rising Pulse </w:t>
-      </w:r>
-      <w:r>
-        <w:t>button X0 is connected to five parallel counters with increasing preset values: C0 (K1), C1 (K2), C2 (K3), C3 (K4), and C4 (K5).</w:t>
+          <w:lang w:val="en-GB"/>
+        </w:rPr>
+        <w:t xml:space="preserve">Rung 1 </w:t>
+      </w:r>
+      <w:r>
+        <w:rPr>
+          <w:lang w:val="en-GB"/>
+        </w:rPr>
+        <w:t>(Parallel Counters): Input X0 is configured as a rising-edge pulse contact connected to five parallel branches for counters C0 (K1), C1 (K2), C2 (K3), C3 (K4), and C4 (K5). Each press of X0 sends a single pulse to all five counters at the same time.</w:t>
       </w:r>
     </w:p>
     <w:p>
@@ -2436,111 +2458,152 @@
           <w:bCs/>
           <w:lang w:val="es-ES"/>
         </w:rPr>
-        <w:t xml:space="preserve">Lamp </w:t>
-      </w:r>
-      <w:proofErr w:type="spellStart"/>
+        <w:t>Rungs 2 to 5</w:t>
+      </w:r>
+      <w:r>
+        <w:rPr>
+          <w:lang w:val="es-ES"/>
+        </w:rPr>
+        <w:t xml:space="preserve"> (Lamp Outputs):</w:t>
+      </w:r>
+    </w:p>
+    <w:p>
+      <w:pPr>
+        <w:numPr>
+          <w:ilvl w:val="0"/>
+          <w:numId w:val="27"/>
+        </w:numPr>
+        <w:rPr>
+          <w:lang w:val="en-GB"/>
+        </w:rPr>
+      </w:pPr>
+      <w:r>
+        <w:rPr>
+          <w:lang w:val="en-GB"/>
+        </w:rPr>
+        <w:t>On the 1st press of X0, C0 reaches K1 and closes its NO contact to turn on lamp Y0.</w:t>
+      </w:r>
+    </w:p>
+    <w:p>
+      <w:pPr>
+        <w:numPr>
+          <w:ilvl w:val="0"/>
+          <w:numId w:val="27"/>
+        </w:numPr>
+        <w:rPr>
+          <w:lang w:val="en-GB"/>
+        </w:rPr>
+      </w:pPr>
+      <w:r>
+        <w:rPr>
+          <w:lang w:val="en-GB"/>
+        </w:rPr>
+        <w:t>On the 2nd press, C1 reaches K2 and turns on the next lamp, Y1.</w:t>
+      </w:r>
+    </w:p>
+    <w:p>
+      <w:pPr>
+        <w:numPr>
+          <w:ilvl w:val="0"/>
+          <w:numId w:val="27"/>
+        </w:numPr>
+        <w:rPr>
+          <w:lang w:val="en-GB"/>
+        </w:rPr>
+      </w:pPr>
+      <w:r>
+        <w:rPr>
+          <w:lang w:val="en-GB"/>
+        </w:rPr>
+        <w:t>On the 3rd press, C2 reaches K3 and turns on lamp Y2.</w:t>
+      </w:r>
+    </w:p>
+    <w:p>
+      <w:pPr>
+        <w:numPr>
+          <w:ilvl w:val="0"/>
+          <w:numId w:val="27"/>
+        </w:numPr>
+        <w:rPr>
+          <w:lang w:val="en-GB"/>
+        </w:rPr>
+      </w:pPr>
+      <w:r>
+        <w:rPr>
+          <w:lang w:val="en-GB"/>
+        </w:rPr>
+        <w:t>On the 4th press, C3 reaches K4 and turns on lamp Y3.</w:t>
+      </w:r>
+    </w:p>
+    <w:p>
+      <w:pPr>
+        <w:rPr>
+          <w:lang w:val="en-GB"/>
+        </w:rPr>
+      </w:pPr>
       <w:r>
         <w:rPr>
           <w:b/>
           <w:bCs/>
-          <w:lang w:val="es-ES"/>
-        </w:rPr>
-        <w:t>Activation</w:t>
-      </w:r>
-      <w:proofErr w:type="spellEnd"/>
-      <w:r>
-        <w:rPr>
-          <w:b/>
-          <w:bCs/>
-          <w:lang w:val="es-ES"/>
-        </w:rPr>
-        <w:t xml:space="preserve"> </w:t>
-      </w:r>
-      <w:proofErr w:type="spellStart"/>
-      <w:r>
-        <w:rPr>
-          <w:b/>
-          <w:bCs/>
-          <w:lang w:val="es-ES"/>
-        </w:rPr>
-        <w:t>Rungs</w:t>
-      </w:r>
-      <w:proofErr w:type="spellEnd"/>
-      <w:r>
-        <w:rPr>
-          <w:b/>
-          <w:bCs/>
-          <w:lang w:val="es-ES"/>
-        </w:rPr>
-        <w:t>:</w:t>
+          <w:lang w:val="en-GB"/>
+        </w:rPr>
+        <w:t>Rung 6</w:t>
+      </w:r>
+      <w:r>
+        <w:rPr>
+          <w:lang w:val="en-GB"/>
+        </w:rPr>
+        <w:t xml:space="preserve"> (Cycle Reset): On the 5th press of X0, counter C4 reaches K5 and closes its NO contact. This triggers all five reset instructions ([RST C0] to [RST C4]) in parallel, turning off all the lights (Y0 to Y3) and resetting the counters to zero so the sequence can start again.</w:t>
       </w:r>
     </w:p>
     <w:p>
       <w:pPr>
-        <w:numPr>
-          <w:ilvl w:val="0"/>
-          <w:numId w:val="26"/>
-        </w:numPr>
         <w:rPr>
           <w:lang w:val="en-GB"/>
         </w:rPr>
       </w:pPr>
-      <w:r>
-        <w:rPr>
-          <w:lang w:val="en-GB"/>
-        </w:rPr>
-        <w:t xml:space="preserve">On the 1st press of X0, C0 (K1) closes its NO contact, energizing lamp Y0. </w:t>
-      </w:r>
     </w:p>
     <w:p>
       <w:pPr>
-        <w:numPr>
-          <w:ilvl w:val="0"/>
-          <w:numId w:val="26"/>
-        </w:numPr>
-        <w:rPr>
-          <w:lang w:val="en-GB"/>
-        </w:rPr>
-      </w:pPr>
-      <w:r>
-        <w:rPr>
-          <w:lang w:val="en-GB"/>
-        </w:rPr>
-        <w:t xml:space="preserve">On the 2nd press, C1 (K2) closes its NO contact, energizing lamp Y1. </w:t>
+        <w:pStyle w:val="Ttulo2"/>
+      </w:pPr>
+      <w:r>
+        <w:t>Lab Conclusion &amp; Practical Industrial Example</w:t>
+      </w:r>
+      <w:r>
+        <w:tab/>
+      </w:r>
+      <w:r>
+        <w:tab/>
+      </w:r>
+      <w:r>
+        <w:tab/>
+      </w:r>
+      <w:r>
+        <w:tab/>
+      </w:r>
+      <w:r>
+        <w:tab/>
+      </w:r>
+      <w:r>
+        <w:tab/>
       </w:r>
     </w:p>
     <w:p>
-      <w:pPr>
-        <w:numPr>
-          <w:ilvl w:val="0"/>
-          <w:numId w:val="26"/>
-        </w:numPr>
-        <w:rPr>
-          <w:lang w:val="en-GB"/>
-        </w:rPr>
-      </w:pPr>
-      <w:r>
-        <w:rPr>
-          <w:lang w:val="en-GB"/>
-        </w:rPr>
-        <w:t xml:space="preserve">On the 3rd press, C2 (K3) closes its NO contact, energizing lamp Y2. </w:t>
+      <w:r>
+        <w:t xml:space="preserve">During this lab practical, we gained hands-on experience designing and testing counter-based Ladder Logic programs for the Mitsubishi FX3G PLC using GX Works2. Throughout the five exercises, counters were combined with Normally Open (NO), Normally Closed (NC), and rising-edge pulse contacts, as well as [RST] instructions to control different traffic </w:t>
+      </w:r>
+      <w:r>
+        <w:lastRenderedPageBreak/>
+        <w:t>light sequences. Each program was first tested in the GX Works2 simulator to verify that the counting logic and reset conditions worked properly before downloading the code to the physical PLC test rig. Working through Problems 3, 4, and 5 also showed how combining multiple counters allows a PLC to either run a sequence in a strict order or reset itself automatically to repeat a cycle continuously.</w:t>
+      </w:r>
+      <w:r>
+        <w:t xml:space="preserve"> </w:t>
       </w:r>
     </w:p>
     <w:p>
-      <w:pPr>
-        <w:numPr>
-          <w:ilvl w:val="0"/>
-          <w:numId w:val="26"/>
-        </w:numPr>
-        <w:rPr>
-          <w:lang w:val="en-GB"/>
-        </w:rPr>
-      </w:pPr>
-      <w:r>
-        <w:rPr>
-          <w:lang w:val="en-GB"/>
-        </w:rPr>
-        <w:t>On the 4th press, C3 (K4) closes its NO contact, energizing lamp Y3</w:t>
+      <w:r>
+        <w:t>A practical example could be a car park system with a traffic light station. When a car approaches the car park entrance, the driver will see a traffic light with three possible lights: green indicates that space is available, amber indicates that the car park is near 90% capacity, and red means that it is full. Every time a car passes through, a counter increments by one to keep track of how much space remains in the car park.</w:t>
       </w:r>
     </w:p>
     <w:p>
@@ -2550,50 +2613,9 @@
         </w:rPr>
       </w:pPr>
       <w:r>
-        <w:rPr>
-          <w:b/>
-          <w:bCs/>
-        </w:rPr>
-        <w:t xml:space="preserve">Cycle Reset </w:t>
-      </w:r>
-      <w:r>
-        <w:t>(5th Press): On the 5th press of X0, counter C4 (K5) reaches its preset value and executes the reset instructions ([RST C0] to [RST C4]), turning off all traffic lights simultaneously and returning the system to its initial idle state so the cycle can be repeated.</w:t>
+        <w:t>At the end of the shift, the operator resets the system and the traffic light by pressing a reset button.</w:t>
       </w:r>
     </w:p>
-    <w:p>
-      <w:pPr>
-        <w:rPr>
-          <w:lang w:val="en-GB"/>
-        </w:rPr>
-      </w:pPr>
-    </w:p>
-    <w:p>
-      <w:pPr>
-        <w:pStyle w:val="Ttulo2"/>
-      </w:pPr>
-      <w:r>
-        <w:t>Lab Conclusion &amp; Practical Industrial Example</w:t>
-      </w:r>
-      <w:r>
-        <w:tab/>
-      </w:r>
-      <w:r>
-        <w:tab/>
-      </w:r>
-      <w:r>
-        <w:tab/>
-      </w:r>
-      <w:r>
-        <w:tab/>
-      </w:r>
-      <w:r>
-        <w:tab/>
-      </w:r>
-      <w:r>
-        <w:tab/>
-      </w:r>
-    </w:p>
-    <w:p/>
     <w:sectPr>
       <w:headerReference w:type="default" r:id="rId22"/>
       <w:pgSz w:w="12240" w:h="15840"/>
@@ -3107,6 +3129,155 @@
     </w:lvl>
   </w:abstractNum>
   <w:abstractNum w:abstractNumId="11" w15:restartNumberingAfterBreak="0">
+    <w:nsid w:val="1C8D15EB"/>
+    <w:multiLevelType w:val="multilevel"/>
+    <w:tmpl w:val="06D476D4"/>
+    <w:lvl w:ilvl="0">
+      <w:start w:val="1"/>
+      <w:numFmt w:val="bullet"/>
+      <w:lvlText w:val=""/>
+      <w:lvlJc w:val="left"/>
+      <w:pPr>
+        <w:tabs>
+          <w:tab w:val="num" w:pos="720"/>
+        </w:tabs>
+        <w:ind w:left="720" w:hanging="360"/>
+      </w:pPr>
+      <w:rPr>
+        <w:rFonts w:ascii="Symbol" w:hAnsi="Symbol" w:hint="default"/>
+        <w:sz w:val="20"/>
+      </w:rPr>
+    </w:lvl>
+    <w:lvl w:ilvl="1" w:tentative="1">
+      <w:start w:val="1"/>
+      <w:numFmt w:val="bullet"/>
+      <w:lvlText w:val="o"/>
+      <w:lvlJc w:val="left"/>
+      <w:pPr>
+        <w:tabs>
+          <w:tab w:val="num" w:pos="1440"/>
+        </w:tabs>
+        <w:ind w:left="1440" w:hanging="360"/>
+      </w:pPr>
+      <w:rPr>
+        <w:rFonts w:ascii="Courier New" w:hAnsi="Courier New" w:hint="default"/>
+        <w:sz w:val="20"/>
+      </w:rPr>
+    </w:lvl>
+    <w:lvl w:ilvl="2" w:tentative="1">
+      <w:start w:val="1"/>
+      <w:numFmt w:val="bullet"/>
+      <w:lvlText w:val=""/>
+      <w:lvlJc w:val="left"/>
+      <w:pPr>
+        <w:tabs>
+          <w:tab w:val="num" w:pos="2160"/>
+        </w:tabs>
+        <w:ind w:left="2160" w:hanging="360"/>
+      </w:pPr>
+      <w:rPr>
+        <w:rFonts w:ascii="Wingdings" w:hAnsi="Wingdings" w:hint="default"/>
+        <w:sz w:val="20"/>
+      </w:rPr>
+    </w:lvl>
+    <w:lvl w:ilvl="3" w:tentative="1">
+      <w:start w:val="1"/>
+      <w:numFmt w:val="bullet"/>
+      <w:lvlText w:val=""/>
+      <w:lvlJc w:val="left"/>
+      <w:pPr>
+        <w:tabs>
+          <w:tab w:val="num" w:pos="2880"/>
+        </w:tabs>
+        <w:ind w:left="2880" w:hanging="360"/>
+      </w:pPr>
+      <w:rPr>
+        <w:rFonts w:ascii="Wingdings" w:hAnsi="Wingdings" w:hint="default"/>
+        <w:sz w:val="20"/>
+      </w:rPr>
+    </w:lvl>
+    <w:lvl w:ilvl="4" w:tentative="1">
+      <w:start w:val="1"/>
+      <w:numFmt w:val="bullet"/>
+      <w:lvlText w:val=""/>
+      <w:lvlJc w:val="left"/>
+      <w:pPr>
+        <w:tabs>
+          <w:tab w:val="num" w:pos="3600"/>
+        </w:tabs>
+        <w:ind w:left="3600" w:hanging="360"/>
+      </w:pPr>
+      <w:rPr>
+        <w:rFonts w:ascii="Wingdings" w:hAnsi="Wingdings" w:hint="default"/>
+        <w:sz w:val="20"/>
+      </w:rPr>
+    </w:lvl>
+    <w:lvl w:ilvl="5" w:tentative="1">
+      <w:start w:val="1"/>
+      <w:numFmt w:val="bullet"/>
+      <w:lvlText w:val=""/>
+      <w:lvlJc w:val="left"/>
+      <w:pPr>
+        <w:tabs>
+          <w:tab w:val="num" w:pos="4320"/>
+        </w:tabs>
+        <w:ind w:left="4320" w:hanging="360"/>
+      </w:pPr>
+      <w:rPr>
+        <w:rFonts w:ascii="Wingdings" w:hAnsi="Wingdings" w:hint="default"/>
+        <w:sz w:val="20"/>
+      </w:rPr>
+    </w:lvl>
+    <w:lvl w:ilvl="6" w:tentative="1">
+      <w:start w:val="1"/>
+      <w:numFmt w:val="bullet"/>
+      <w:lvlText w:val=""/>
+      <w:lvlJc w:val="left"/>
+      <w:pPr>
+        <w:tabs>
+          <w:tab w:val="num" w:pos="5040"/>
+        </w:tabs>
+        <w:ind w:left="5040" w:hanging="360"/>
+      </w:pPr>
+      <w:rPr>
+        <w:rFonts w:ascii="Wingdings" w:hAnsi="Wingdings" w:hint="default"/>
+        <w:sz w:val="20"/>
+      </w:rPr>
+    </w:lvl>
+    <w:lvl w:ilvl="7" w:tentative="1">
+      <w:start w:val="1"/>
+      <w:numFmt w:val="bullet"/>
+      <w:lvlText w:val=""/>
+      <w:lvlJc w:val="left"/>
+      <w:pPr>
+        <w:tabs>
+          <w:tab w:val="num" w:pos="5760"/>
+        </w:tabs>
+        <w:ind w:left="5760" w:hanging="360"/>
+      </w:pPr>
+      <w:rPr>
+        <w:rFonts w:ascii="Wingdings" w:hAnsi="Wingdings" w:hint="default"/>
+        <w:sz w:val="20"/>
+      </w:rPr>
+    </w:lvl>
+    <w:lvl w:ilvl="8" w:tentative="1">
+      <w:start w:val="1"/>
+      <w:numFmt w:val="bullet"/>
+      <w:lvlText w:val=""/>
+      <w:lvlJc w:val="left"/>
+      <w:pPr>
+        <w:tabs>
+          <w:tab w:val="num" w:pos="6480"/>
+        </w:tabs>
+        <w:ind w:left="6480" w:hanging="360"/>
+      </w:pPr>
+      <w:rPr>
+        <w:rFonts w:ascii="Wingdings" w:hAnsi="Wingdings" w:hint="default"/>
+        <w:sz w:val="20"/>
+      </w:rPr>
+    </w:lvl>
+  </w:abstractNum>
+  <w:abstractNum w:abstractNumId="12" w15:restartNumberingAfterBreak="0">
     <w:nsid w:val="1E0E340D"/>
     <w:multiLevelType w:val="hybridMultilevel"/>
     <w:tmpl w:val="1BB687E8"/>
@@ -3219,7 +3390,7 @@
       </w:rPr>
     </w:lvl>
   </w:abstractNum>
-  <w:abstractNum w:abstractNumId="12" w15:restartNumberingAfterBreak="0">
+  <w:abstractNum w:abstractNumId="13" w15:restartNumberingAfterBreak="0">
     <w:nsid w:val="22401A62"/>
     <w:multiLevelType w:val="hybridMultilevel"/>
     <w:tmpl w:val="DC9C0BAA"/>
@@ -3332,7 +3503,7 @@
       </w:rPr>
     </w:lvl>
   </w:abstractNum>
-  <w:abstractNum w:abstractNumId="13" w15:restartNumberingAfterBreak="0">
+  <w:abstractNum w:abstractNumId="14" w15:restartNumberingAfterBreak="0">
     <w:nsid w:val="3590013A"/>
     <w:multiLevelType w:val="hybridMultilevel"/>
     <w:tmpl w:val="974A6FEC"/>
@@ -3445,7 +3616,7 @@
       </w:rPr>
     </w:lvl>
   </w:abstractNum>
-  <w:abstractNum w:abstractNumId="14" w15:restartNumberingAfterBreak="0">
+  <w:abstractNum w:abstractNumId="15" w15:restartNumberingAfterBreak="0">
     <w:nsid w:val="43A41B73"/>
     <w:multiLevelType w:val="hybridMultilevel"/>
     <w:tmpl w:val="9560022C"/>
@@ -3558,7 +3729,7 @@
       </w:rPr>
     </w:lvl>
   </w:abstractNum>
-  <w:abstractNum w:abstractNumId="15" w15:restartNumberingAfterBreak="0">
+  <w:abstractNum w:abstractNumId="16" w15:restartNumberingAfterBreak="0">
     <w:nsid w:val="46B97A52"/>
     <w:multiLevelType w:val="hybridMultilevel"/>
     <w:tmpl w:val="CC124820"/>
@@ -3671,7 +3842,7 @@
       </w:rPr>
     </w:lvl>
   </w:abstractNum>
-  <w:abstractNum w:abstractNumId="16" w15:restartNumberingAfterBreak="0">
+  <w:abstractNum w:abstractNumId="17" w15:restartNumberingAfterBreak="0">
     <w:nsid w:val="52932727"/>
     <w:multiLevelType w:val="hybridMultilevel"/>
     <w:tmpl w:val="8C12F7A2"/>
@@ -3784,7 +3955,7 @@
       </w:rPr>
     </w:lvl>
   </w:abstractNum>
-  <w:abstractNum w:abstractNumId="17" w15:restartNumberingAfterBreak="0">
+  <w:abstractNum w:abstractNumId="18" w15:restartNumberingAfterBreak="0">
     <w:nsid w:val="582F3FF9"/>
     <w:multiLevelType w:val="hybridMultilevel"/>
     <w:tmpl w:val="D5D60F46"/>
@@ -3897,7 +4068,7 @@
       </w:rPr>
     </w:lvl>
   </w:abstractNum>
-  <w:abstractNum w:abstractNumId="18" w15:restartNumberingAfterBreak="0">
+  <w:abstractNum w:abstractNumId="19" w15:restartNumberingAfterBreak="0">
     <w:nsid w:val="7DE80C31"/>
     <w:multiLevelType w:val="hybridMultilevel"/>
     <w:tmpl w:val="B1DE3E2A"/>
@@ -4038,7 +4209,7 @@
     <w:abstractNumId w:val="0"/>
   </w:num>
   <w:num w:numId="10" w16cid:durableId="305088644">
-    <w:abstractNumId w:val="15"/>
+    <w:abstractNumId w:val="16"/>
   </w:num>
   <w:num w:numId="11" w16cid:durableId="1222866210">
     <w:abstractNumId w:val="7"/>
@@ -4053,28 +4224,28 @@
     <w:abstractNumId w:val="7"/>
   </w:num>
   <w:num w:numId="14" w16cid:durableId="1907062206">
-    <w:abstractNumId w:val="17"/>
+    <w:abstractNumId w:val="18"/>
   </w:num>
   <w:num w:numId="15" w16cid:durableId="324627829">
     <w:abstractNumId w:val="7"/>
   </w:num>
   <w:num w:numId="16" w16cid:durableId="398552392">
-    <w:abstractNumId w:val="13"/>
+    <w:abstractNumId w:val="14"/>
   </w:num>
   <w:num w:numId="17" w16cid:durableId="1304964255">
-    <w:abstractNumId w:val="11"/>
+    <w:abstractNumId w:val="12"/>
   </w:num>
   <w:num w:numId="18" w16cid:durableId="192233358">
     <w:abstractNumId w:val="7"/>
   </w:num>
   <w:num w:numId="19" w16cid:durableId="2100562283">
-    <w:abstractNumId w:val="18"/>
+    <w:abstractNumId w:val="19"/>
   </w:num>
   <w:num w:numId="20" w16cid:durableId="1176386272">
-    <w:abstractNumId w:val="16"/>
+    <w:abstractNumId w:val="17"/>
   </w:num>
   <w:num w:numId="21" w16cid:durableId="1073890016">
-    <w:abstractNumId w:val="14"/>
+    <w:abstractNumId w:val="15"/>
   </w:num>
   <w:num w:numId="22" w16cid:durableId="1107232145">
     <w:abstractNumId w:val="7"/>
@@ -4086,10 +4257,13 @@
     <w:abstractNumId w:val="9"/>
   </w:num>
   <w:num w:numId="25" w16cid:durableId="1671591784">
-    <w:abstractNumId w:val="12"/>
+    <w:abstractNumId w:val="13"/>
   </w:num>
   <w:num w:numId="26" w16cid:durableId="1929654125">
     <w:abstractNumId w:val="10"/>
+  </w:num>
+  <w:num w:numId="27" w16cid:durableId="407382152">
+    <w:abstractNumId w:val="11"/>
   </w:num>
 </w:numbering>
 </file>
